--- a/assets/documents/AyushKumar_Resume.docx
+++ b/assets/documents/AyushKumar_Resume.docx
@@ -7,6 +7,8 @@
         <w:pStyle w:val="Default"/>
         <w:rPr>
           <w:rFonts w:ascii="Noto Sans" w:hAnsi="Noto Sans" w:cs="Noto Sans"/>
+          <w:b/>
+          <w:bCs/>
           <w:color w:val="153D63" w:themeColor="text2" w:themeTint="E6"/>
           <w:sz w:val="28"/>
           <w:szCs w:val="28"/>
@@ -15,6 +17,8 @@
       <w:r>
         <w:rPr>
           <w:rFonts w:ascii="Noto Sans" w:hAnsi="Noto Sans" w:cs="Noto Sans"/>
+          <w:b/>
+          <w:bCs/>
           <w:color w:val="153D63" w:themeColor="text2" w:themeTint="E6"/>
           <w:sz w:val="28"/>
           <w:szCs w:val="28"/>
@@ -26,6 +30,8 @@
       <w:pPr>
         <w:rPr>
           <w:rFonts w:ascii="Noto Sans" w:hAnsi="Noto Sans" w:cs="Noto Sans"/>
+          <w:b/>
+          <w:bCs/>
           <w:color w:val="153D63" w:themeColor="text2" w:themeTint="E6"/>
           <w:sz w:val="20"/>
         </w:rPr>
@@ -33,6 +39,8 @@
       <w:r>
         <w:rPr>
           <w:rFonts w:ascii="Noto Sans" w:hAnsi="Noto Sans" w:cs="Noto Sans"/>
+          <w:b/>
+          <w:bCs/>
           <w:color w:val="153D63" w:themeColor="text2" w:themeTint="E6"/>
           <w:sz w:val="20"/>
         </w:rPr>
@@ -118,6 +126,8 @@
         </w:pBdr>
         <w:rPr>
           <w:rFonts w:ascii="Noto Sans" w:hAnsi="Noto Sans" w:cs="Noto Sans"/>
+          <w:b/>
+          <w:bCs/>
           <w:color w:val="153D63" w:themeColor="text2" w:themeTint="E6"/>
           <w:sz w:val="20"/>
           <w:shd w:val="clear" w:color="auto" w:fill="FFFFFF"/>
@@ -126,6 +136,8 @@
       <w:r>
         <w:rPr>
           <w:rFonts w:ascii="Noto Sans" w:hAnsi="Noto Sans" w:cs="Noto Sans"/>
+          <w:b/>
+          <w:bCs/>
           <w:color w:val="153D63" w:themeColor="text2" w:themeTint="E6"/>
           <w:sz w:val="20"/>
           <w:shd w:val="clear" w:color="auto" w:fill="FFFFFF"/>
@@ -286,6 +298,8 @@
         </w:pBdr>
         <w:rPr>
           <w:rFonts w:ascii="Noto Sans" w:hAnsi="Noto Sans" w:cs="Noto Sans"/>
+          <w:b/>
+          <w:bCs/>
           <w:color w:val="153D63" w:themeColor="text2" w:themeTint="E6"/>
           <w:sz w:val="20"/>
           <w:szCs w:val="20"/>
@@ -294,6 +308,8 @@
       <w:r>
         <w:rPr>
           <w:rFonts w:ascii="Noto Sans" w:hAnsi="Noto Sans" w:cs="Noto Sans"/>
+          <w:b/>
+          <w:bCs/>
           <w:color w:val="153D63" w:themeColor="text2" w:themeTint="E6"/>
           <w:sz w:val="20"/>
           <w:szCs w:val="20"/>
@@ -337,6 +353,8 @@
         </w:pBdr>
         <w:rPr>
           <w:rFonts w:ascii="Noto Sans" w:hAnsi="Noto Sans" w:cs="Noto Sans"/>
+          <w:b/>
+          <w:bCs/>
           <w:color w:val="153D63" w:themeColor="text2" w:themeTint="E6"/>
           <w:sz w:val="20"/>
           <w:szCs w:val="20"/>
@@ -345,6 +363,8 @@
       <w:r>
         <w:rPr>
           <w:rFonts w:ascii="Noto Sans" w:hAnsi="Noto Sans" w:cs="Noto Sans"/>
+          <w:b/>
+          <w:bCs/>
           <w:color w:val="153D63" w:themeColor="text2" w:themeTint="E6"/>
           <w:sz w:val="20"/>
           <w:szCs w:val="20"/>
@@ -388,6 +408,8 @@
         </w:pBdr>
         <w:rPr>
           <w:rFonts w:ascii="Noto Sans" w:hAnsi="Noto Sans" w:cs="Noto Sans"/>
+          <w:b/>
+          <w:bCs/>
           <w:color w:val="153D63" w:themeColor="text2" w:themeTint="E6"/>
           <w:sz w:val="20"/>
           <w:szCs w:val="20"/>
@@ -396,6 +418,8 @@
       <w:r>
         <w:rPr>
           <w:rFonts w:ascii="Noto Sans" w:hAnsi="Noto Sans" w:cs="Noto Sans"/>
+          <w:b/>
+          <w:bCs/>
           <w:color w:val="153D63" w:themeColor="text2" w:themeTint="E6"/>
           <w:sz w:val="20"/>
           <w:szCs w:val="20"/>
@@ -457,6 +481,8 @@
         </w:pBdr>
         <w:rPr>
           <w:rFonts w:ascii="Noto Sans" w:hAnsi="Noto Sans" w:cs="Noto Sans"/>
+          <w:b/>
+          <w:bCs/>
           <w:color w:val="153D63" w:themeColor="text2" w:themeTint="E6"/>
           <w:sz w:val="20"/>
           <w:szCs w:val="20"/>
@@ -465,6 +491,8 @@
       <w:r>
         <w:rPr>
           <w:rFonts w:ascii="Noto Sans" w:hAnsi="Noto Sans" w:cs="Noto Sans"/>
+          <w:b/>
+          <w:bCs/>
           <w:color w:val="153D63" w:themeColor="text2" w:themeTint="E6"/>
           <w:sz w:val="20"/>
           <w:szCs w:val="20"/>
@@ -488,6 +516,8 @@
         <w:pStyle w:val="Default"/>
         <w:rPr>
           <w:rFonts w:ascii="Noto Sans" w:hAnsi="Noto Sans" w:cs="Noto Sans"/>
+          <w:b/>
+          <w:bCs/>
           <w:color w:val="153D63" w:themeColor="text2" w:themeTint="E6"/>
           <w:sz w:val="20"/>
           <w:szCs w:val="20"/>
@@ -496,6 +526,8 @@
       <w:r>
         <w:rPr>
           <w:rFonts w:ascii="Noto Sans" w:hAnsi="Noto Sans" w:cs="Noto Sans"/>
+          <w:b/>
+          <w:bCs/>
           <w:color w:val="153D63" w:themeColor="text2" w:themeTint="E6"/>
           <w:sz w:val="20"/>
           <w:szCs w:val="20"/>
@@ -516,22 +548,21 @@
     <w:p>
       <w:pPr>
         <w:pStyle w:val="Default"/>
-        <w:ind w:left="720"/>
-        <w:rPr>
-          <w:rFonts w:ascii="Noto Sans" w:hAnsi="Noto Sans" w:cs="Noto Sans"/>
-          <w:b/>
-          <w:bCs/>
-          <w:sz w:val="20"/>
-          <w:szCs w:val="20"/>
-        </w:rPr>
-      </w:pPr>
-      <w:r>
-        <w:rPr>
-          <w:rFonts w:ascii="Noto Sans" w:hAnsi="Noto Sans" w:cs="Noto Sans"/>
-          <w:b/>
-          <w:bCs/>
-          <w:sz w:val="20"/>
-          <w:szCs w:val="20"/>
+        <w:rPr>
+          <w:rFonts w:ascii="Noto Sans" w:hAnsi="Noto Sans" w:cs="Noto Sans"/>
+          <w:b/>
+          <w:bCs/>
+          <w:sz w:val="18"/>
+          <w:szCs w:val="18"/>
+        </w:rPr>
+      </w:pPr>
+      <w:r>
+        <w:rPr>
+          <w:rFonts w:ascii="Noto Sans" w:hAnsi="Noto Sans" w:cs="Noto Sans"/>
+          <w:b/>
+          <w:bCs/>
+          <w:sz w:val="18"/>
+          <w:szCs w:val="18"/>
         </w:rPr>
         <w:t xml:space="preserve">Strategic Meetings Management Workflow Automation </w:t>
       </w:r>
@@ -539,7 +570,6 @@
     <w:p>
       <w:pPr>
         <w:pStyle w:val="Default"/>
-        <w:ind w:left="720"/>
         <w:rPr>
           <w:rFonts w:ascii="Noto Sans" w:hAnsi="Noto Sans" w:cs="Noto Sans"/>
           <w:sz w:val="18"/>
@@ -558,7 +588,6 @@
     <w:p>
       <w:pPr>
         <w:pStyle w:val="Default"/>
-        <w:ind w:left="720"/>
         <w:rPr>
           <w:rFonts w:ascii="Noto Sans" w:hAnsi="Noto Sans" w:cs="Noto Sans"/>
           <w:color w:val="467885"/>
@@ -590,7 +619,6 @@
     <w:p>
       <w:pPr>
         <w:pStyle w:val="Default"/>
-        <w:ind w:left="720"/>
         <w:rPr>
           <w:rFonts w:ascii="Noto Sans" w:hAnsi="Noto Sans" w:cs="Noto Sans"/>
           <w:color w:val="467885"/>
@@ -602,7 +630,6 @@
     <w:p>
       <w:pPr>
         <w:pStyle w:val="Default"/>
-        <w:ind w:left="720"/>
         <w:rPr>
           <w:rFonts w:ascii="Noto Sans" w:hAnsi="Noto Sans" w:cs="Noto Sans"/>
           <w:sz w:val="18"/>
@@ -621,18 +648,16 @@
     <w:p>
       <w:pPr>
         <w:pStyle w:val="Default"/>
-        <w:ind w:left="720"/>
-        <w:rPr>
-          <w:rFonts w:ascii="Noto Sans" w:hAnsi="Noto Sans" w:cs="Noto Sans"/>
-          <w:sz w:val="18"/>
-          <w:szCs w:val="18"/>
-        </w:rPr>
-      </w:pPr>
-    </w:p>
-    <w:p>
-      <w:pPr>
-        <w:pStyle w:val="Default"/>
-        <w:ind w:left="720"/>
+        <w:rPr>
+          <w:rFonts w:ascii="Noto Sans" w:hAnsi="Noto Sans" w:cs="Noto Sans"/>
+          <w:sz w:val="18"/>
+          <w:szCs w:val="18"/>
+        </w:rPr>
+      </w:pPr>
+    </w:p>
+    <w:p>
+      <w:pPr>
+        <w:pStyle w:val="Default"/>
         <w:rPr>
           <w:rFonts w:ascii="Noto Sans" w:hAnsi="Noto Sans" w:cs="Noto Sans"/>
           <w:sz w:val="18"/>
@@ -651,7 +676,6 @@
     <w:p>
       <w:pPr>
         <w:pStyle w:val="Default"/>
-        <w:ind w:left="720"/>
         <w:rPr>
           <w:rFonts w:ascii="Noto Sans" w:hAnsi="Noto Sans" w:cs="Noto Sans"/>
           <w:sz w:val="18"/>
@@ -670,7 +694,6 @@
     <w:p>
       <w:pPr>
         <w:pStyle w:val="Default"/>
-        <w:ind w:left="720"/>
         <w:rPr>
           <w:rFonts w:ascii="Noto Sans" w:hAnsi="Noto Sans" w:cs="Noto Sans"/>
           <w:sz w:val="18"/>
@@ -689,18 +712,16 @@
     <w:p>
       <w:pPr>
         <w:pStyle w:val="Default"/>
-        <w:ind w:left="720"/>
-        <w:rPr>
-          <w:rFonts w:ascii="Noto Sans" w:hAnsi="Noto Sans" w:cs="Noto Sans"/>
-          <w:sz w:val="18"/>
-          <w:szCs w:val="18"/>
-        </w:rPr>
-      </w:pPr>
-    </w:p>
-    <w:p>
-      <w:pPr>
-        <w:pStyle w:val="Default"/>
-        <w:ind w:left="720"/>
+        <w:rPr>
+          <w:rFonts w:ascii="Noto Sans" w:hAnsi="Noto Sans" w:cs="Noto Sans"/>
+          <w:sz w:val="18"/>
+          <w:szCs w:val="18"/>
+        </w:rPr>
+      </w:pPr>
+    </w:p>
+    <w:p>
+      <w:pPr>
+        <w:pStyle w:val="Default"/>
         <w:rPr>
           <w:rFonts w:ascii="Noto Sans" w:hAnsi="Noto Sans" w:cs="Noto Sans"/>
           <w:sz w:val="18"/>
@@ -719,33 +740,31 @@
     <w:p>
       <w:pPr>
         <w:pStyle w:val="Default"/>
-        <w:ind w:left="720"/>
-        <w:rPr>
-          <w:rFonts w:ascii="Noto Sans" w:hAnsi="Noto Sans" w:cs="Noto Sans"/>
-          <w:sz w:val="18"/>
-          <w:szCs w:val="18"/>
-        </w:rPr>
-      </w:pPr>
-    </w:p>
-    <w:p>
-      <w:pPr>
-        <w:pStyle w:val="Default"/>
-        <w:ind w:left="720"/>
-        <w:rPr>
-          <w:rFonts w:ascii="Noto Sans" w:hAnsi="Noto Sans" w:cs="Noto Sans"/>
-          <w:b/>
-          <w:bCs/>
-          <w:sz w:val="20"/>
-          <w:szCs w:val="20"/>
-        </w:rPr>
-      </w:pPr>
-      <w:r>
-        <w:rPr>
-          <w:rFonts w:ascii="Noto Sans" w:hAnsi="Noto Sans" w:cs="Noto Sans"/>
-          <w:b/>
-          <w:bCs/>
-          <w:sz w:val="20"/>
-          <w:szCs w:val="20"/>
+        <w:rPr>
+          <w:rFonts w:ascii="Noto Sans" w:hAnsi="Noto Sans" w:cs="Noto Sans"/>
+          <w:sz w:val="18"/>
+          <w:szCs w:val="18"/>
+        </w:rPr>
+      </w:pPr>
+    </w:p>
+    <w:p>
+      <w:pPr>
+        <w:pStyle w:val="Default"/>
+        <w:rPr>
+          <w:rFonts w:ascii="Noto Sans" w:hAnsi="Noto Sans" w:cs="Noto Sans"/>
+          <w:b/>
+          <w:bCs/>
+          <w:sz w:val="18"/>
+          <w:szCs w:val="18"/>
+        </w:rPr>
+      </w:pPr>
+      <w:r>
+        <w:rPr>
+          <w:rFonts w:ascii="Noto Sans" w:hAnsi="Noto Sans" w:cs="Noto Sans"/>
+          <w:b/>
+          <w:bCs/>
+          <w:sz w:val="18"/>
+          <w:szCs w:val="18"/>
         </w:rPr>
         <w:t xml:space="preserve">Cvent App Marketplace </w:t>
       </w:r>
@@ -753,7 +772,6 @@
     <w:p>
       <w:pPr>
         <w:pStyle w:val="Default"/>
-        <w:ind w:left="720"/>
         <w:rPr>
           <w:rFonts w:ascii="Noto Sans" w:hAnsi="Noto Sans" w:cs="Noto Sans"/>
           <w:sz w:val="18"/>
@@ -772,7 +790,6 @@
     <w:p>
       <w:pPr>
         <w:pStyle w:val="Default"/>
-        <w:ind w:left="720"/>
         <w:rPr>
           <w:rFonts w:ascii="Noto Sans" w:hAnsi="Noto Sans" w:cs="Noto Sans"/>
           <w:color w:val="467885"/>
@@ -804,7 +821,6 @@
     <w:p>
       <w:pPr>
         <w:pStyle w:val="Default"/>
-        <w:ind w:left="720"/>
         <w:rPr>
           <w:rFonts w:ascii="Noto Sans" w:hAnsi="Noto Sans" w:cs="Noto Sans"/>
           <w:color w:val="467885"/>
@@ -816,7 +832,6 @@
     <w:p>
       <w:pPr>
         <w:pStyle w:val="Default"/>
-        <w:ind w:left="720"/>
         <w:rPr>
           <w:rFonts w:ascii="Noto Sans" w:hAnsi="Noto Sans" w:cs="Noto Sans"/>
           <w:sz w:val="18"/>
@@ -835,7 +850,6 @@
     <w:p>
       <w:pPr>
         <w:pStyle w:val="Default"/>
-        <w:ind w:left="720"/>
         <w:rPr>
           <w:rFonts w:ascii="Noto Sans" w:hAnsi="Noto Sans" w:cs="Noto Sans"/>
           <w:sz w:val="18"/>
@@ -855,18 +869,16 @@
     <w:p>
       <w:pPr>
         <w:pStyle w:val="Default"/>
-        <w:ind w:left="720"/>
-        <w:rPr>
-          <w:rFonts w:ascii="Noto Sans" w:hAnsi="Noto Sans" w:cs="Noto Sans"/>
-          <w:sz w:val="18"/>
-          <w:szCs w:val="18"/>
-        </w:rPr>
-      </w:pPr>
-    </w:p>
-    <w:p>
-      <w:pPr>
-        <w:pStyle w:val="Default"/>
-        <w:ind w:left="720"/>
+        <w:rPr>
+          <w:rFonts w:ascii="Noto Sans" w:hAnsi="Noto Sans" w:cs="Noto Sans"/>
+          <w:sz w:val="18"/>
+          <w:szCs w:val="18"/>
+        </w:rPr>
+      </w:pPr>
+    </w:p>
+    <w:p>
+      <w:pPr>
+        <w:pStyle w:val="Default"/>
         <w:rPr>
           <w:rFonts w:ascii="Noto Sans" w:hAnsi="Noto Sans" w:cs="Noto Sans"/>
           <w:sz w:val="18"/>
@@ -885,31 +897,29 @@
     <w:p>
       <w:pPr>
         <w:pStyle w:val="Default"/>
-        <w:ind w:left="720"/>
-        <w:rPr>
-          <w:rFonts w:ascii="Noto Sans" w:hAnsi="Noto Sans" w:cs="Noto Sans"/>
-          <w:sz w:val="18"/>
-          <w:szCs w:val="18"/>
-        </w:rPr>
-      </w:pPr>
-    </w:p>
-    <w:p>
-      <w:pPr>
-        <w:pStyle w:val="Default"/>
-        <w:ind w:left="720"/>
-        <w:rPr>
-          <w:rFonts w:ascii="Noto Sans" w:hAnsi="Noto Sans" w:cs="Noto Sans"/>
-          <w:sz w:val="18"/>
-          <w:szCs w:val="18"/>
-        </w:rPr>
-      </w:pPr>
-      <w:r>
-        <w:rPr>
-          <w:rFonts w:ascii="Noto Sans" w:hAnsi="Noto Sans" w:cs="Noto Sans"/>
-          <w:b/>
-          <w:bCs/>
-          <w:sz w:val="20"/>
-          <w:szCs w:val="20"/>
+        <w:rPr>
+          <w:rFonts w:ascii="Noto Sans" w:hAnsi="Noto Sans" w:cs="Noto Sans"/>
+          <w:sz w:val="18"/>
+          <w:szCs w:val="18"/>
+        </w:rPr>
+      </w:pPr>
+    </w:p>
+    <w:p>
+      <w:pPr>
+        <w:pStyle w:val="Default"/>
+        <w:rPr>
+          <w:rFonts w:ascii="Noto Sans" w:hAnsi="Noto Sans" w:cs="Noto Sans"/>
+          <w:sz w:val="18"/>
+          <w:szCs w:val="18"/>
+        </w:rPr>
+      </w:pPr>
+      <w:r>
+        <w:rPr>
+          <w:rFonts w:ascii="Noto Sans" w:hAnsi="Noto Sans" w:cs="Noto Sans"/>
+          <w:b/>
+          <w:bCs/>
+          <w:sz w:val="18"/>
+          <w:szCs w:val="18"/>
         </w:rPr>
         <w:t xml:space="preserve">Carina Design System </w:t>
       </w:r>
@@ -917,7 +927,6 @@
     <w:p>
       <w:pPr>
         <w:pStyle w:val="Default"/>
-        <w:ind w:left="720"/>
         <w:rPr>
           <w:rFonts w:ascii="Noto Sans" w:hAnsi="Noto Sans" w:cs="Noto Sans"/>
           <w:sz w:val="18"/>
@@ -936,24 +945,6 @@
     <w:p>
       <w:pPr>
         <w:pStyle w:val="Default"/>
-        <w:ind w:left="720"/>
-        <w:rPr>
-          <w:rFonts w:ascii="Noto Sans" w:hAnsi="Noto Sans" w:cs="Noto Sans"/>
-          <w:sz w:val="18"/>
-          <w:szCs w:val="18"/>
-        </w:rPr>
-      </w:pPr>
-    </w:p>
-    <w:p>
-      <w:pPr>
-        <w:pStyle w:val="Default"/>
-        <w:ind w:left="720"/>
-        <w:rPr>
-          <w:rFonts w:ascii="Noto Sans" w:hAnsi="Noto Sans" w:cs="Noto Sans"/>
-          <w:color w:val="467885"/>
-          <w:sz w:val="18"/>
-          <w:szCs w:val="18"/>
-        </w:rPr>
       </w:pPr>
       <w:hyperlink r:id="rId11" w:history="1">
         <w:r>
@@ -970,7 +961,17 @@
     <w:p>
       <w:pPr>
         <w:pStyle w:val="Default"/>
-        <w:ind w:left="720"/>
+        <w:rPr>
+          <w:rFonts w:ascii="Noto Sans" w:hAnsi="Noto Sans" w:cs="Noto Sans"/>
+          <w:color w:val="467885"/>
+          <w:sz w:val="18"/>
+          <w:szCs w:val="18"/>
+        </w:rPr>
+      </w:pPr>
+    </w:p>
+    <w:p>
+      <w:pPr>
+        <w:pStyle w:val="Default"/>
         <w:rPr>
           <w:rFonts w:ascii="Noto Sans" w:hAnsi="Noto Sans" w:cs="Noto Sans"/>
           <w:sz w:val="18"/>
@@ -989,7 +990,6 @@
     <w:p>
       <w:pPr>
         <w:pStyle w:val="Default"/>
-        <w:ind w:left="720"/>
         <w:rPr>
           <w:rFonts w:ascii="Noto Sans" w:hAnsi="Noto Sans" w:cs="Noto Sans"/>
           <w:color w:val="467885"/>
@@ -1001,7 +1001,6 @@
     <w:p>
       <w:pPr>
         <w:pStyle w:val="Default"/>
-        <w:ind w:left="720"/>
         <w:rPr>
           <w:rFonts w:ascii="Noto Sans" w:hAnsi="Noto Sans" w:cs="Noto Sans"/>
           <w:sz w:val="18"/>
@@ -1020,33 +1019,31 @@
     <w:p>
       <w:pPr>
         <w:pStyle w:val="Default"/>
-        <w:ind w:left="720"/>
-        <w:rPr>
-          <w:rFonts w:ascii="Noto Sans" w:hAnsi="Noto Sans" w:cs="Noto Sans"/>
-          <w:sz w:val="18"/>
-          <w:szCs w:val="18"/>
-        </w:rPr>
-      </w:pPr>
-    </w:p>
-    <w:p>
-      <w:pPr>
-        <w:pStyle w:val="Default"/>
-        <w:ind w:left="720"/>
-        <w:rPr>
-          <w:rFonts w:ascii="Noto Sans" w:hAnsi="Noto Sans" w:cs="Noto Sans"/>
-          <w:b/>
-          <w:bCs/>
-          <w:sz w:val="20"/>
-          <w:szCs w:val="20"/>
-        </w:rPr>
-      </w:pPr>
-      <w:r>
-        <w:rPr>
-          <w:rFonts w:ascii="Noto Sans" w:hAnsi="Noto Sans" w:cs="Noto Sans"/>
-          <w:b/>
-          <w:bCs/>
-          <w:sz w:val="20"/>
-          <w:szCs w:val="20"/>
+        <w:rPr>
+          <w:rFonts w:ascii="Noto Sans" w:hAnsi="Noto Sans" w:cs="Noto Sans"/>
+          <w:sz w:val="18"/>
+          <w:szCs w:val="18"/>
+        </w:rPr>
+      </w:pPr>
+    </w:p>
+    <w:p>
+      <w:pPr>
+        <w:pStyle w:val="Default"/>
+        <w:rPr>
+          <w:rFonts w:ascii="Noto Sans" w:hAnsi="Noto Sans" w:cs="Noto Sans"/>
+          <w:b/>
+          <w:bCs/>
+          <w:sz w:val="18"/>
+          <w:szCs w:val="18"/>
+        </w:rPr>
+      </w:pPr>
+      <w:r>
+        <w:rPr>
+          <w:rFonts w:ascii="Noto Sans" w:hAnsi="Noto Sans" w:cs="Noto Sans"/>
+          <w:b/>
+          <w:bCs/>
+          <w:sz w:val="18"/>
+          <w:szCs w:val="18"/>
         </w:rPr>
         <w:t xml:space="preserve">Figma Plugins </w:t>
       </w:r>
@@ -1054,7 +1051,6 @@
     <w:p>
       <w:pPr>
         <w:pStyle w:val="Default"/>
-        <w:ind w:left="720"/>
         <w:rPr>
           <w:rFonts w:ascii="Noto Sans" w:hAnsi="Noto Sans" w:cs="Noto Sans"/>
           <w:sz w:val="18"/>
@@ -1073,7 +1069,6 @@
     <w:p>
       <w:pPr>
         <w:pStyle w:val="Default"/>
-        <w:ind w:left="720"/>
         <w:rPr>
           <w:rFonts w:ascii="Noto Sans" w:hAnsi="Noto Sans" w:cs="Noto Sans"/>
           <w:color w:val="467885"/>
@@ -1105,7 +1100,6 @@
     <w:p>
       <w:pPr>
         <w:pStyle w:val="Default"/>
-        <w:ind w:left="720"/>
         <w:rPr>
           <w:rFonts w:ascii="Noto Sans" w:hAnsi="Noto Sans" w:cs="Noto Sans"/>
           <w:color w:val="467885"/>
@@ -1117,7 +1111,6 @@
     <w:p>
       <w:pPr>
         <w:pStyle w:val="Default"/>
-        <w:ind w:left="720"/>
         <w:rPr>
           <w:rFonts w:ascii="Noto Sans" w:hAnsi="Noto Sans" w:cs="Noto Sans"/>
           <w:sz w:val="18"/>
@@ -1136,7 +1129,6 @@
     <w:p>
       <w:pPr>
         <w:pStyle w:val="Default"/>
-        <w:ind w:left="720"/>
         <w:rPr>
           <w:rFonts w:ascii="Noto Sans" w:hAnsi="Noto Sans" w:cs="Noto Sans"/>
           <w:sz w:val="18"/>
@@ -1152,7 +1144,6 @@
           <w:numId w:val="1"/>
         </w:numPr>
         <w:spacing w:after="40"/>
-        <w:ind w:left="720"/>
         <w:rPr>
           <w:rFonts w:ascii="Noto Sans" w:hAnsi="Noto Sans" w:cs="Noto Sans"/>
           <w:sz w:val="18"/>
@@ -1186,7 +1177,6 @@
           <w:numId w:val="1"/>
         </w:numPr>
         <w:spacing w:after="40"/>
-        <w:ind w:left="720"/>
         <w:rPr>
           <w:rFonts w:ascii="Noto Sans" w:hAnsi="Noto Sans" w:cs="Noto Sans"/>
           <w:sz w:val="18"/>
@@ -1202,7 +1192,6 @@
           <w:numId w:val="1"/>
         </w:numPr>
         <w:spacing w:after="40"/>
-        <w:ind w:left="720"/>
         <w:rPr>
           <w:rFonts w:ascii="Noto Sans" w:hAnsi="Noto Sans" w:cs="Noto Sans"/>
           <w:sz w:val="18"/>
@@ -1246,7 +1235,6 @@
           <w:ilvl w:val="0"/>
           <w:numId w:val="1"/>
         </w:numPr>
-        <w:ind w:left="720"/>
         <w:rPr>
           <w:rFonts w:ascii="Noto Sans" w:hAnsi="Noto Sans" w:cs="Noto Sans"/>
           <w:sz w:val="18"/>
@@ -1290,7 +1278,6 @@
           <w:numId w:val="2"/>
         </w:numPr>
         <w:spacing w:after="40"/>
-        <w:ind w:left="720"/>
         <w:rPr>
           <w:rFonts w:ascii="Noto Sans" w:hAnsi="Noto Sans" w:cs="Noto Sans"/>
           <w:sz w:val="18"/>
@@ -1332,7 +1319,6 @@
           <w:numId w:val="2"/>
         </w:numPr>
         <w:spacing w:after="40"/>
-        <w:ind w:left="720"/>
         <w:rPr>
           <w:rFonts w:ascii="Noto Sans" w:hAnsi="Noto Sans" w:cs="Noto Sans"/>
           <w:sz w:val="18"/>
@@ -1347,7 +1333,6 @@
           <w:ilvl w:val="0"/>
           <w:numId w:val="2"/>
         </w:numPr>
-        <w:ind w:left="720"/>
         <w:rPr>
           <w:rFonts w:ascii="Noto Sans" w:hAnsi="Noto Sans" w:cs="Noto Sans"/>
           <w:sz w:val="18"/>
@@ -1380,6 +1365,112 @@
           <w:ilvl w:val="0"/>
           <w:numId w:val="2"/>
         </w:numPr>
+        <w:rPr>
+          <w:rFonts w:ascii="Noto Sans" w:hAnsi="Noto Sans" w:cs="Noto Sans"/>
+          <w:sz w:val="18"/>
+          <w:szCs w:val="18"/>
+        </w:rPr>
+      </w:pPr>
+    </w:p>
+    <w:p>
+      <w:pPr>
+        <w:pStyle w:val="Default"/>
+        <w:rPr>
+          <w:rFonts w:ascii="Noto Sans" w:hAnsi="Noto Sans" w:cs="Noto Sans"/>
+          <w:b/>
+          <w:bCs/>
+          <w:sz w:val="18"/>
+          <w:szCs w:val="18"/>
+        </w:rPr>
+      </w:pPr>
+      <w:r>
+        <w:rPr>
+          <w:rFonts w:ascii="Noto Sans" w:hAnsi="Noto Sans" w:cs="Noto Sans"/>
+          <w:b/>
+          <w:bCs/>
+          <w:sz w:val="18"/>
+          <w:szCs w:val="18"/>
+        </w:rPr>
+        <w:t xml:space="preserve">Design-Dev Collaboration </w:t>
+      </w:r>
+    </w:p>
+    <w:p>
+      <w:pPr>
+        <w:pStyle w:val="Default"/>
+        <w:rPr>
+          <w:rFonts w:ascii="Noto Sans" w:hAnsi="Noto Sans" w:cs="Noto Sans"/>
+          <w:sz w:val="18"/>
+          <w:szCs w:val="18"/>
+        </w:rPr>
+      </w:pPr>
+      <w:r>
+        <w:rPr>
+          <w:rFonts w:ascii="Noto Sans" w:hAnsi="Noto Sans" w:cs="Noto Sans"/>
+          <w:sz w:val="18"/>
+          <w:szCs w:val="18"/>
+        </w:rPr>
+        <w:t xml:space="preserve">Cross team collaboration | Process Optimisation | UX Initiative </w:t>
+      </w:r>
+    </w:p>
+    <w:p>
+      <w:pPr>
+        <w:pStyle w:val="Default"/>
+        <w:rPr>
+          <w:rFonts w:ascii="Noto Sans" w:hAnsi="Noto Sans" w:cs="Noto Sans"/>
+          <w:sz w:val="18"/>
+          <w:szCs w:val="18"/>
+        </w:rPr>
+      </w:pPr>
+    </w:p>
+    <w:p>
+      <w:pPr>
+        <w:pStyle w:val="Default"/>
+        <w:rPr>
+          <w:rFonts w:ascii="Noto Sans" w:hAnsi="Noto Sans" w:cs="Noto Sans"/>
+          <w:sz w:val="18"/>
+          <w:szCs w:val="18"/>
+        </w:rPr>
+      </w:pPr>
+      <w:r>
+        <w:rPr>
+          <w:rFonts w:ascii="Noto Sans" w:hAnsi="Noto Sans" w:cs="Noto Sans"/>
+          <w:sz w:val="18"/>
+          <w:szCs w:val="18"/>
+        </w:rPr>
+        <w:t xml:space="preserve">Working as a POC for all India based design teams and sprint teams to assist in design-dev conversations. </w:t>
+      </w:r>
+    </w:p>
+    <w:p>
+      <w:pPr>
+        <w:pStyle w:val="Default"/>
+        <w:rPr>
+          <w:rFonts w:ascii="Noto Sans" w:hAnsi="Noto Sans" w:cs="Noto Sans"/>
+          <w:sz w:val="18"/>
+          <w:szCs w:val="18"/>
+        </w:rPr>
+      </w:pPr>
+    </w:p>
+    <w:p>
+      <w:pPr>
+        <w:pStyle w:val="Default"/>
+        <w:rPr>
+          <w:rFonts w:ascii="Noto Sans" w:hAnsi="Noto Sans" w:cs="Noto Sans"/>
+          <w:sz w:val="18"/>
+          <w:szCs w:val="18"/>
+        </w:rPr>
+      </w:pPr>
+      <w:r>
+        <w:rPr>
+          <w:rFonts w:ascii="Noto Sans" w:hAnsi="Noto Sans" w:cs="Noto Sans"/>
+          <w:sz w:val="18"/>
+          <w:szCs w:val="18"/>
+        </w:rPr>
+        <w:t>Initiated and have been leading the organisation level initiative of improving development sensitisation of designers and design sensitisation of developers.</w:t>
+      </w:r>
+    </w:p>
+    <w:p>
+      <w:pPr>
+        <w:pStyle w:val="Default"/>
         <w:ind w:left="720"/>
         <w:rPr>
           <w:rFonts w:ascii="Noto Sans" w:hAnsi="Noto Sans" w:cs="Noto Sans"/>
@@ -1387,119 +1478,6 @@
           <w:szCs w:val="18"/>
         </w:rPr>
       </w:pPr>
-    </w:p>
-    <w:p>
-      <w:pPr>
-        <w:pStyle w:val="Default"/>
-        <w:ind w:left="720"/>
-        <w:rPr>
-          <w:rFonts w:ascii="Noto Sans" w:hAnsi="Noto Sans" w:cs="Noto Sans"/>
-          <w:b/>
-          <w:bCs/>
-          <w:sz w:val="20"/>
-          <w:szCs w:val="20"/>
-        </w:rPr>
-      </w:pPr>
-      <w:r>
-        <w:rPr>
-          <w:rFonts w:ascii="Noto Sans" w:hAnsi="Noto Sans" w:cs="Noto Sans"/>
-          <w:b/>
-          <w:bCs/>
-          <w:sz w:val="20"/>
-          <w:szCs w:val="20"/>
-        </w:rPr>
-        <w:t xml:space="preserve">Design-Dev Collaboration </w:t>
-      </w:r>
-    </w:p>
-    <w:p>
-      <w:pPr>
-        <w:pStyle w:val="Default"/>
-        <w:ind w:left="720"/>
-        <w:rPr>
-          <w:rFonts w:ascii="Noto Sans" w:hAnsi="Noto Sans" w:cs="Noto Sans"/>
-          <w:sz w:val="18"/>
-          <w:szCs w:val="18"/>
-        </w:rPr>
-      </w:pPr>
-      <w:r>
-        <w:rPr>
-          <w:rFonts w:ascii="Noto Sans" w:hAnsi="Noto Sans" w:cs="Noto Sans"/>
-          <w:sz w:val="18"/>
-          <w:szCs w:val="18"/>
-        </w:rPr>
-        <w:t xml:space="preserve">Cross team collaboration | Process Optimisation | UX Initiative </w:t>
-      </w:r>
-    </w:p>
-    <w:p>
-      <w:pPr>
-        <w:pStyle w:val="Default"/>
-        <w:ind w:left="720"/>
-        <w:rPr>
-          <w:rFonts w:ascii="Noto Sans" w:hAnsi="Noto Sans" w:cs="Noto Sans"/>
-          <w:sz w:val="18"/>
-          <w:szCs w:val="18"/>
-        </w:rPr>
-      </w:pPr>
-    </w:p>
-    <w:p>
-      <w:pPr>
-        <w:pStyle w:val="Default"/>
-        <w:ind w:left="720"/>
-        <w:rPr>
-          <w:rFonts w:ascii="Noto Sans" w:hAnsi="Noto Sans" w:cs="Noto Sans"/>
-          <w:sz w:val="18"/>
-          <w:szCs w:val="18"/>
-        </w:rPr>
-      </w:pPr>
-      <w:r>
-        <w:rPr>
-          <w:rFonts w:ascii="Noto Sans" w:hAnsi="Noto Sans" w:cs="Noto Sans"/>
-          <w:sz w:val="18"/>
-          <w:szCs w:val="18"/>
-        </w:rPr>
-        <w:t xml:space="preserve">Working as a POC for all India based design teams and sprint teams to assist in design-dev conversations. </w:t>
-      </w:r>
-    </w:p>
-    <w:p>
-      <w:pPr>
-        <w:pStyle w:val="Default"/>
-        <w:ind w:left="720"/>
-        <w:rPr>
-          <w:rFonts w:ascii="Noto Sans" w:hAnsi="Noto Sans" w:cs="Noto Sans"/>
-          <w:sz w:val="18"/>
-          <w:szCs w:val="18"/>
-        </w:rPr>
-      </w:pPr>
-    </w:p>
-    <w:p>
-      <w:pPr>
-        <w:pStyle w:val="Default"/>
-        <w:ind w:left="720"/>
-        <w:rPr>
-          <w:rFonts w:ascii="Noto Sans" w:hAnsi="Noto Sans" w:cs="Noto Sans"/>
-          <w:sz w:val="18"/>
-          <w:szCs w:val="18"/>
-        </w:rPr>
-      </w:pPr>
-      <w:r>
-        <w:rPr>
-          <w:rFonts w:ascii="Noto Sans" w:hAnsi="Noto Sans" w:cs="Noto Sans"/>
-          <w:sz w:val="18"/>
-          <w:szCs w:val="18"/>
-        </w:rPr>
-        <w:t>Initiated and have been leading the organisation level initiative of improving development sensitisation of designers and design sensitisation of developers.</w:t>
-      </w:r>
-    </w:p>
-    <w:p>
-      <w:pPr>
-        <w:pStyle w:val="Default"/>
-        <w:ind w:left="720"/>
-        <w:rPr>
-          <w:rFonts w:ascii="Noto Sans" w:hAnsi="Noto Sans" w:cs="Noto Sans"/>
-          <w:sz w:val="18"/>
-          <w:szCs w:val="18"/>
-        </w:rPr>
-      </w:pPr>
       <w:r>
         <w:rPr>
           <w:rFonts w:ascii="Noto Sans" w:hAnsi="Noto Sans" w:cs="Noto Sans"/>
@@ -1514,6 +1492,8 @@
         <w:pStyle w:val="Default"/>
         <w:rPr>
           <w:rFonts w:ascii="Noto Sans" w:hAnsi="Noto Sans" w:cs="Noto Sans"/>
+          <w:b/>
+          <w:bCs/>
           <w:color w:val="153D63" w:themeColor="text2" w:themeTint="E6"/>
           <w:sz w:val="20"/>
           <w:szCs w:val="20"/>
@@ -1522,6 +1502,8 @@
       <w:r>
         <w:rPr>
           <w:rFonts w:ascii="Noto Sans" w:hAnsi="Noto Sans" w:cs="Noto Sans"/>
+          <w:b/>
+          <w:bCs/>
           <w:color w:val="153D63" w:themeColor="text2" w:themeTint="E6"/>
           <w:sz w:val="20"/>
           <w:szCs w:val="20"/>
@@ -1542,13 +1524,12 @@
     <w:p>
       <w:pPr>
         <w:pStyle w:val="Default"/>
-        <w:ind w:left="720"/>
-        <w:rPr>
-          <w:rFonts w:ascii="Noto Sans" w:hAnsi="Noto Sans" w:cs="Noto Sans"/>
-          <w:b/>
-          <w:bCs/>
-          <w:sz w:val="20"/>
-          <w:szCs w:val="20"/>
+        <w:rPr>
+          <w:rFonts w:ascii="Noto Sans" w:hAnsi="Noto Sans" w:cs="Noto Sans"/>
+          <w:b/>
+          <w:bCs/>
+          <w:sz w:val="18"/>
+          <w:szCs w:val="18"/>
         </w:rPr>
       </w:pPr>
       <w:proofErr w:type="spellStart"/>
@@ -1557,8 +1538,8 @@
           <w:rFonts w:ascii="Noto Sans" w:hAnsi="Noto Sans" w:cs="Noto Sans"/>
           <w:b/>
           <w:bCs/>
-          <w:sz w:val="20"/>
-          <w:szCs w:val="20"/>
+          <w:sz w:val="18"/>
+          <w:szCs w:val="18"/>
         </w:rPr>
         <w:t>Inclunav</w:t>
       </w:r>
@@ -1568,8 +1549,8 @@
           <w:rFonts w:ascii="Noto Sans" w:hAnsi="Noto Sans" w:cs="Noto Sans"/>
           <w:b/>
           <w:bCs/>
-          <w:sz w:val="20"/>
-          <w:szCs w:val="20"/>
+          <w:sz w:val="18"/>
+          <w:szCs w:val="18"/>
         </w:rPr>
         <w:t xml:space="preserve"> (now </w:t>
       </w:r>
@@ -1579,8 +1560,8 @@
           <w:rFonts w:ascii="Noto Sans" w:hAnsi="Noto Sans" w:cs="Noto Sans"/>
           <w:b/>
           <w:bCs/>
-          <w:sz w:val="20"/>
-          <w:szCs w:val="20"/>
+          <w:sz w:val="18"/>
+          <w:szCs w:val="18"/>
         </w:rPr>
         <w:t>IwayPlus</w:t>
       </w:r>
@@ -1590,8 +1571,8 @@
           <w:rFonts w:ascii="Noto Sans" w:hAnsi="Noto Sans" w:cs="Noto Sans"/>
           <w:b/>
           <w:bCs/>
-          <w:sz w:val="20"/>
-          <w:szCs w:val="20"/>
+          <w:sz w:val="18"/>
+          <w:szCs w:val="18"/>
         </w:rPr>
         <w:t xml:space="preserve">) </w:t>
       </w:r>
@@ -1599,7 +1580,6 @@
     <w:p>
       <w:pPr>
         <w:pStyle w:val="Default"/>
-        <w:ind w:left="720"/>
         <w:rPr>
           <w:rFonts w:ascii="Noto Sans" w:hAnsi="Noto Sans" w:cs="Noto Sans"/>
           <w:sz w:val="18"/>
@@ -1618,18 +1598,37 @@
     <w:p>
       <w:pPr>
         <w:pStyle w:val="Default"/>
-        <w:ind w:left="720"/>
-        <w:rPr>
-          <w:rFonts w:ascii="Noto Sans" w:hAnsi="Noto Sans" w:cs="Noto Sans"/>
-          <w:sz w:val="18"/>
-          <w:szCs w:val="18"/>
-        </w:rPr>
-      </w:pPr>
-    </w:p>
-    <w:p>
-      <w:pPr>
-        <w:pStyle w:val="Default"/>
-        <w:ind w:left="720"/>
+        <w:rPr>
+          <w:rFonts w:ascii="Noto Sans" w:hAnsi="Noto Sans" w:cs="Noto Sans"/>
+          <w:sz w:val="18"/>
+          <w:szCs w:val="18"/>
+        </w:rPr>
+      </w:pPr>
+      <w:hyperlink r:id="rId13" w:history="1">
+        <w:r>
+          <w:rPr>
+            <w:rStyle w:val="Hyperlink"/>
+            <w:rFonts w:ascii="Noto Sans" w:hAnsi="Noto Sans" w:cs="Noto Sans"/>
+            <w:sz w:val="18"/>
+            <w:szCs w:val="18"/>
+          </w:rPr>
+          <w:t>https://www.iwayplus.com/</w:t>
+        </w:r>
+      </w:hyperlink>
+    </w:p>
+    <w:p>
+      <w:pPr>
+        <w:pStyle w:val="Default"/>
+        <w:rPr>
+          <w:rFonts w:ascii="Noto Sans" w:hAnsi="Noto Sans" w:cs="Noto Sans"/>
+          <w:sz w:val="18"/>
+          <w:szCs w:val="18"/>
+        </w:rPr>
+      </w:pPr>
+    </w:p>
+    <w:p>
+      <w:pPr>
+        <w:pStyle w:val="Default"/>
         <w:rPr>
           <w:rFonts w:ascii="Noto Sans" w:hAnsi="Noto Sans" w:cs="Noto Sans"/>
           <w:sz w:val="18"/>
@@ -1648,7 +1647,6 @@
     <w:p>
       <w:pPr>
         <w:pStyle w:val="Default"/>
-        <w:ind w:left="720"/>
         <w:rPr>
           <w:rFonts w:ascii="Noto Sans" w:hAnsi="Noto Sans" w:cs="Noto Sans"/>
           <w:sz w:val="18"/>
@@ -1667,7 +1665,6 @@
     <w:p>
       <w:pPr>
         <w:pStyle w:val="Default"/>
-        <w:ind w:left="720"/>
         <w:rPr>
           <w:rFonts w:ascii="Noto Sans" w:hAnsi="Noto Sans" w:cs="Noto Sans"/>
           <w:sz w:val="18"/>
@@ -1704,33 +1701,31 @@
     <w:p>
       <w:pPr>
         <w:pStyle w:val="Default"/>
-        <w:ind w:left="720"/>
-        <w:rPr>
-          <w:rFonts w:ascii="Noto Sans" w:hAnsi="Noto Sans" w:cs="Noto Sans"/>
-          <w:sz w:val="18"/>
-          <w:szCs w:val="18"/>
-        </w:rPr>
-      </w:pPr>
-    </w:p>
-    <w:p>
-      <w:pPr>
-        <w:pStyle w:val="Default"/>
-        <w:ind w:left="720"/>
-        <w:rPr>
-          <w:rFonts w:ascii="Noto Sans" w:hAnsi="Noto Sans" w:cs="Noto Sans"/>
-          <w:b/>
-          <w:bCs/>
-          <w:sz w:val="20"/>
-          <w:szCs w:val="20"/>
-        </w:rPr>
-      </w:pPr>
-      <w:r>
-        <w:rPr>
-          <w:rFonts w:ascii="Noto Sans" w:hAnsi="Noto Sans" w:cs="Noto Sans"/>
-          <w:b/>
-          <w:bCs/>
-          <w:sz w:val="20"/>
-          <w:szCs w:val="20"/>
+        <w:rPr>
+          <w:rFonts w:ascii="Noto Sans" w:hAnsi="Noto Sans" w:cs="Noto Sans"/>
+          <w:sz w:val="18"/>
+          <w:szCs w:val="18"/>
+        </w:rPr>
+      </w:pPr>
+    </w:p>
+    <w:p>
+      <w:pPr>
+        <w:pStyle w:val="Default"/>
+        <w:rPr>
+          <w:rFonts w:ascii="Noto Sans" w:hAnsi="Noto Sans" w:cs="Noto Sans"/>
+          <w:b/>
+          <w:bCs/>
+          <w:sz w:val="18"/>
+          <w:szCs w:val="18"/>
+        </w:rPr>
+      </w:pPr>
+      <w:r>
+        <w:rPr>
+          <w:rFonts w:ascii="Noto Sans" w:hAnsi="Noto Sans" w:cs="Noto Sans"/>
+          <w:b/>
+          <w:bCs/>
+          <w:sz w:val="18"/>
+          <w:szCs w:val="18"/>
         </w:rPr>
         <w:t xml:space="preserve">Smart Healthcare Solution </w:t>
       </w:r>
@@ -1738,7 +1733,6 @@
     <w:p>
       <w:pPr>
         <w:pStyle w:val="Default"/>
-        <w:ind w:left="720"/>
         <w:rPr>
           <w:rFonts w:ascii="Noto Sans" w:hAnsi="Noto Sans" w:cs="Noto Sans"/>
           <w:sz w:val="18"/>
@@ -1757,18 +1751,16 @@
     <w:p>
       <w:pPr>
         <w:pStyle w:val="Default"/>
-        <w:ind w:left="720"/>
-        <w:rPr>
-          <w:rFonts w:ascii="Noto Sans" w:hAnsi="Noto Sans" w:cs="Noto Sans"/>
-          <w:sz w:val="18"/>
-          <w:szCs w:val="18"/>
-        </w:rPr>
-      </w:pPr>
-    </w:p>
-    <w:p>
-      <w:pPr>
-        <w:pStyle w:val="Default"/>
-        <w:ind w:left="720"/>
+        <w:rPr>
+          <w:rFonts w:ascii="Noto Sans" w:hAnsi="Noto Sans" w:cs="Noto Sans"/>
+          <w:sz w:val="18"/>
+          <w:szCs w:val="18"/>
+        </w:rPr>
+      </w:pPr>
+    </w:p>
+    <w:p>
+      <w:pPr>
+        <w:pStyle w:val="Default"/>
         <w:rPr>
           <w:rFonts w:ascii="Noto Sans" w:hAnsi="Noto Sans" w:cs="Noto Sans"/>
           <w:sz w:val="18"/>
@@ -1805,7 +1797,6 @@
     <w:p>
       <w:pPr>
         <w:pStyle w:val="Default"/>
-        <w:ind w:left="720"/>
         <w:rPr>
           <w:rFonts w:ascii="Noto Sans" w:hAnsi="Noto Sans" w:cs="Noto Sans"/>
           <w:sz w:val="18"/>
@@ -1824,31 +1815,29 @@
     <w:p>
       <w:pPr>
         <w:pStyle w:val="Default"/>
-        <w:ind w:left="720"/>
-        <w:rPr>
-          <w:rFonts w:ascii="Noto Sans" w:hAnsi="Noto Sans" w:cs="Noto Sans"/>
-          <w:sz w:val="18"/>
-          <w:szCs w:val="18"/>
-        </w:rPr>
-      </w:pPr>
-    </w:p>
-    <w:p>
-      <w:pPr>
-        <w:pStyle w:val="Default"/>
-        <w:ind w:left="720"/>
-        <w:rPr>
-          <w:rFonts w:ascii="Noto Sans" w:hAnsi="Noto Sans" w:cs="Noto Sans"/>
-          <w:sz w:val="18"/>
-          <w:szCs w:val="18"/>
-        </w:rPr>
-      </w:pPr>
-      <w:r>
-        <w:rPr>
-          <w:rFonts w:ascii="Noto Sans" w:hAnsi="Noto Sans" w:cs="Noto Sans"/>
-          <w:b/>
-          <w:bCs/>
-          <w:sz w:val="20"/>
-          <w:szCs w:val="20"/>
+        <w:rPr>
+          <w:rFonts w:ascii="Noto Sans" w:hAnsi="Noto Sans" w:cs="Noto Sans"/>
+          <w:sz w:val="18"/>
+          <w:szCs w:val="18"/>
+        </w:rPr>
+      </w:pPr>
+    </w:p>
+    <w:p>
+      <w:pPr>
+        <w:pStyle w:val="Default"/>
+        <w:rPr>
+          <w:rFonts w:ascii="Noto Sans" w:hAnsi="Noto Sans" w:cs="Noto Sans"/>
+          <w:sz w:val="18"/>
+          <w:szCs w:val="18"/>
+        </w:rPr>
+      </w:pPr>
+      <w:r>
+        <w:rPr>
+          <w:rFonts w:ascii="Noto Sans" w:hAnsi="Noto Sans" w:cs="Noto Sans"/>
+          <w:b/>
+          <w:bCs/>
+          <w:sz w:val="18"/>
+          <w:szCs w:val="18"/>
         </w:rPr>
         <w:t>Task Management</w:t>
       </w:r>
@@ -1865,8 +1854,8 @@
           <w:rFonts w:ascii="Noto Sans" w:hAnsi="Noto Sans" w:cs="Noto Sans"/>
           <w:b/>
           <w:bCs/>
-          <w:sz w:val="20"/>
-          <w:szCs w:val="20"/>
+          <w:sz w:val="18"/>
+          <w:szCs w:val="18"/>
         </w:rPr>
         <w:t>Portal</w:t>
       </w:r>
@@ -1882,7 +1871,6 @@
     <w:p>
       <w:pPr>
         <w:pStyle w:val="Default"/>
-        <w:ind w:left="720"/>
         <w:rPr>
           <w:rFonts w:ascii="Noto Sans" w:hAnsi="Noto Sans" w:cs="Noto Sans"/>
           <w:sz w:val="18"/>
@@ -1901,18 +1889,16 @@
     <w:p>
       <w:pPr>
         <w:pStyle w:val="Default"/>
-        <w:ind w:left="720"/>
-        <w:rPr>
-          <w:rFonts w:ascii="Noto Sans" w:hAnsi="Noto Sans" w:cs="Noto Sans"/>
-          <w:sz w:val="18"/>
-          <w:szCs w:val="18"/>
-        </w:rPr>
-      </w:pPr>
-    </w:p>
-    <w:p>
-      <w:pPr>
-        <w:pStyle w:val="Default"/>
-        <w:ind w:left="720"/>
+        <w:rPr>
+          <w:rFonts w:ascii="Noto Sans" w:hAnsi="Noto Sans" w:cs="Noto Sans"/>
+          <w:sz w:val="18"/>
+          <w:szCs w:val="18"/>
+        </w:rPr>
+      </w:pPr>
+    </w:p>
+    <w:p>
+      <w:pPr>
+        <w:pStyle w:val="Default"/>
         <w:rPr>
           <w:rFonts w:ascii="Noto Sans" w:hAnsi="Noto Sans" w:cs="Noto Sans"/>
           <w:sz w:val="18"/>
@@ -1931,18 +1917,16 @@
     <w:p>
       <w:pPr>
         <w:pStyle w:val="Default"/>
-        <w:ind w:left="720"/>
-        <w:rPr>
-          <w:rFonts w:ascii="Noto Sans" w:hAnsi="Noto Sans" w:cs="Noto Sans"/>
-          <w:sz w:val="18"/>
-          <w:szCs w:val="18"/>
-        </w:rPr>
-      </w:pPr>
-    </w:p>
-    <w:p>
-      <w:pPr>
-        <w:pStyle w:val="Default"/>
-        <w:ind w:left="720"/>
+        <w:rPr>
+          <w:rFonts w:ascii="Noto Sans" w:hAnsi="Noto Sans" w:cs="Noto Sans"/>
+          <w:sz w:val="18"/>
+          <w:szCs w:val="18"/>
+        </w:rPr>
+      </w:pPr>
+    </w:p>
+    <w:p>
+      <w:pPr>
+        <w:pStyle w:val="Default"/>
         <w:rPr>
           <w:rFonts w:ascii="Noto Sans" w:hAnsi="Noto Sans" w:cs="Noto Sans"/>
           <w:sz w:val="18"/>
@@ -1973,6 +1957,8 @@
         <w:pStyle w:val="Default"/>
         <w:rPr>
           <w:rFonts w:ascii="Noto Sans" w:hAnsi="Noto Sans" w:cs="Noto Sans"/>
+          <w:b/>
+          <w:bCs/>
           <w:color w:val="153D63" w:themeColor="text2" w:themeTint="E6"/>
           <w:sz w:val="20"/>
           <w:szCs w:val="20"/>
@@ -1981,6 +1967,8 @@
       <w:r>
         <w:rPr>
           <w:rFonts w:ascii="Noto Sans" w:hAnsi="Noto Sans" w:cs="Noto Sans"/>
+          <w:b/>
+          <w:bCs/>
           <w:color w:val="153D63" w:themeColor="text2" w:themeTint="E6"/>
           <w:sz w:val="20"/>
           <w:szCs w:val="20"/>
@@ -2002,157 +1990,153 @@
     <w:p>
       <w:pPr>
         <w:pStyle w:val="Default"/>
+        <w:rPr>
+          <w:rFonts w:ascii="Noto Sans" w:hAnsi="Noto Sans" w:cs="Noto Sans"/>
+          <w:b/>
+          <w:bCs/>
+          <w:sz w:val="18"/>
+          <w:szCs w:val="18"/>
+        </w:rPr>
+      </w:pPr>
+      <w:r>
+        <w:rPr>
+          <w:rFonts w:ascii="Noto Sans" w:hAnsi="Noto Sans" w:cs="Noto Sans"/>
+          <w:b/>
+          <w:bCs/>
+          <w:sz w:val="18"/>
+          <w:szCs w:val="18"/>
+        </w:rPr>
+        <w:t xml:space="preserve">Energy Management Platform </w:t>
+      </w:r>
+    </w:p>
+    <w:p>
+      <w:pPr>
+        <w:pStyle w:val="Default"/>
+        <w:rPr>
+          <w:rFonts w:ascii="Noto Sans" w:hAnsi="Noto Sans" w:cs="Noto Sans"/>
+          <w:sz w:val="18"/>
+          <w:szCs w:val="18"/>
+        </w:rPr>
+      </w:pPr>
+      <w:r>
+        <w:rPr>
+          <w:rFonts w:ascii="Noto Sans" w:hAnsi="Noto Sans" w:cs="Noto Sans"/>
+          <w:sz w:val="18"/>
+          <w:szCs w:val="18"/>
+        </w:rPr>
+        <w:t xml:space="preserve">Energy | Agile Project Management | </w:t>
+      </w:r>
+      <w:proofErr w:type="spellStart"/>
+      <w:r>
+        <w:rPr>
+          <w:rFonts w:ascii="Noto Sans" w:hAnsi="Noto Sans" w:cs="Noto Sans"/>
+          <w:sz w:val="18"/>
+          <w:szCs w:val="18"/>
+        </w:rPr>
+        <w:t>WebAPI</w:t>
+      </w:r>
+      <w:proofErr w:type="spellEnd"/>
+      <w:r>
+        <w:rPr>
+          <w:rFonts w:ascii="Noto Sans" w:hAnsi="Noto Sans" w:cs="Noto Sans"/>
+          <w:sz w:val="18"/>
+          <w:szCs w:val="18"/>
+        </w:rPr>
+        <w:t xml:space="preserve"> </w:t>
+      </w:r>
+    </w:p>
+    <w:p>
+      <w:pPr>
+        <w:pStyle w:val="Default"/>
+        <w:rPr>
+          <w:rFonts w:ascii="Noto Sans" w:hAnsi="Noto Sans" w:cs="Noto Sans"/>
+          <w:sz w:val="18"/>
+          <w:szCs w:val="18"/>
+        </w:rPr>
+      </w:pPr>
+    </w:p>
+    <w:p>
+      <w:pPr>
+        <w:pStyle w:val="Default"/>
+        <w:rPr>
+          <w:rFonts w:ascii="Noto Sans" w:hAnsi="Noto Sans" w:cs="Noto Sans"/>
+          <w:sz w:val="18"/>
+          <w:szCs w:val="18"/>
+        </w:rPr>
+      </w:pPr>
+      <w:r>
+        <w:rPr>
+          <w:rFonts w:ascii="Noto Sans" w:hAnsi="Noto Sans" w:cs="Noto Sans"/>
+          <w:sz w:val="18"/>
+          <w:szCs w:val="18"/>
+        </w:rPr>
+        <w:t xml:space="preserve">Migrated the complete service layers from WCF platform to RESTful </w:t>
+      </w:r>
+      <w:proofErr w:type="spellStart"/>
+      <w:r>
+        <w:rPr>
+          <w:rFonts w:ascii="Noto Sans" w:hAnsi="Noto Sans" w:cs="Noto Sans"/>
+          <w:sz w:val="18"/>
+          <w:szCs w:val="18"/>
+        </w:rPr>
+        <w:t>WebAPI</w:t>
+      </w:r>
+      <w:proofErr w:type="spellEnd"/>
+      <w:r>
+        <w:rPr>
+          <w:rFonts w:ascii="Noto Sans" w:hAnsi="Noto Sans" w:cs="Noto Sans"/>
+          <w:sz w:val="18"/>
+          <w:szCs w:val="18"/>
+        </w:rPr>
+        <w:t xml:space="preserve"> platform for entire energy management software solution. </w:t>
+      </w:r>
+    </w:p>
+    <w:p>
+      <w:pPr>
+        <w:pStyle w:val="Default"/>
+        <w:rPr>
+          <w:rFonts w:ascii="Noto Sans" w:hAnsi="Noto Sans" w:cs="Noto Sans"/>
+          <w:sz w:val="18"/>
+          <w:szCs w:val="18"/>
+        </w:rPr>
+      </w:pPr>
+    </w:p>
+    <w:p>
+      <w:pPr>
+        <w:pStyle w:val="Default"/>
+        <w:rPr>
+          <w:rFonts w:ascii="Noto Sans" w:hAnsi="Noto Sans" w:cs="Noto Sans"/>
+          <w:sz w:val="18"/>
+          <w:szCs w:val="18"/>
+        </w:rPr>
+      </w:pPr>
+      <w:r>
+        <w:rPr>
+          <w:rFonts w:ascii="Noto Sans" w:hAnsi="Noto Sans" w:cs="Noto Sans"/>
+          <w:sz w:val="18"/>
+          <w:szCs w:val="18"/>
+        </w:rPr>
+        <w:t xml:space="preserve">Led the team of 3 developers for migration program. </w:t>
+      </w:r>
+    </w:p>
+    <w:p>
+      <w:pPr>
+        <w:pStyle w:val="Default"/>
         <w:ind w:left="720"/>
         <w:rPr>
           <w:rFonts w:ascii="Noto Sans" w:hAnsi="Noto Sans" w:cs="Noto Sans"/>
-          <w:b/>
-          <w:bCs/>
-          <w:sz w:val="20"/>
-          <w:szCs w:val="20"/>
-        </w:rPr>
-      </w:pPr>
-      <w:r>
-        <w:rPr>
-          <w:rFonts w:ascii="Noto Sans" w:hAnsi="Noto Sans" w:cs="Noto Sans"/>
-          <w:b/>
-          <w:bCs/>
-          <w:sz w:val="20"/>
-          <w:szCs w:val="20"/>
-        </w:rPr>
-        <w:t xml:space="preserve">Energy Management Platform </w:t>
-      </w:r>
-    </w:p>
-    <w:p>
-      <w:pPr>
-        <w:pStyle w:val="Default"/>
-        <w:ind w:left="720"/>
-        <w:rPr>
-          <w:rFonts w:ascii="Noto Sans" w:hAnsi="Noto Sans" w:cs="Noto Sans"/>
-          <w:sz w:val="18"/>
-          <w:szCs w:val="18"/>
-        </w:rPr>
-      </w:pPr>
-      <w:r>
-        <w:rPr>
-          <w:rFonts w:ascii="Noto Sans" w:hAnsi="Noto Sans" w:cs="Noto Sans"/>
-          <w:sz w:val="18"/>
-          <w:szCs w:val="18"/>
-        </w:rPr>
-        <w:t xml:space="preserve">Energy | Agile Project Management | </w:t>
-      </w:r>
-      <w:proofErr w:type="spellStart"/>
-      <w:r>
-        <w:rPr>
-          <w:rFonts w:ascii="Noto Sans" w:hAnsi="Noto Sans" w:cs="Noto Sans"/>
-          <w:sz w:val="18"/>
-          <w:szCs w:val="18"/>
-        </w:rPr>
-        <w:t>WebAPI</w:t>
-      </w:r>
-      <w:proofErr w:type="spellEnd"/>
-      <w:r>
-        <w:rPr>
-          <w:rFonts w:ascii="Noto Sans" w:hAnsi="Noto Sans" w:cs="Noto Sans"/>
-          <w:sz w:val="18"/>
-          <w:szCs w:val="18"/>
-        </w:rPr>
-        <w:t xml:space="preserve"> </w:t>
-      </w:r>
-    </w:p>
-    <w:p>
-      <w:pPr>
-        <w:pStyle w:val="Default"/>
-        <w:ind w:left="720"/>
-        <w:rPr>
-          <w:rFonts w:ascii="Noto Sans" w:hAnsi="Noto Sans" w:cs="Noto Sans"/>
-          <w:sz w:val="18"/>
-          <w:szCs w:val="18"/>
-        </w:rPr>
-      </w:pPr>
-    </w:p>
-    <w:p>
-      <w:pPr>
-        <w:pStyle w:val="Default"/>
-        <w:ind w:left="720"/>
-        <w:rPr>
-          <w:rFonts w:ascii="Noto Sans" w:hAnsi="Noto Sans" w:cs="Noto Sans"/>
-          <w:sz w:val="18"/>
-          <w:szCs w:val="18"/>
-        </w:rPr>
-      </w:pPr>
-      <w:r>
-        <w:rPr>
-          <w:rFonts w:ascii="Noto Sans" w:hAnsi="Noto Sans" w:cs="Noto Sans"/>
-          <w:sz w:val="18"/>
-          <w:szCs w:val="18"/>
-        </w:rPr>
-        <w:t xml:space="preserve">Migrated the complete service layers from WCF platform to RESTful </w:t>
-      </w:r>
-      <w:proofErr w:type="spellStart"/>
-      <w:r>
-        <w:rPr>
-          <w:rFonts w:ascii="Noto Sans" w:hAnsi="Noto Sans" w:cs="Noto Sans"/>
-          <w:sz w:val="18"/>
-          <w:szCs w:val="18"/>
-        </w:rPr>
-        <w:t>WebAPI</w:t>
-      </w:r>
-      <w:proofErr w:type="spellEnd"/>
-      <w:r>
-        <w:rPr>
-          <w:rFonts w:ascii="Noto Sans" w:hAnsi="Noto Sans" w:cs="Noto Sans"/>
-          <w:sz w:val="18"/>
-          <w:szCs w:val="18"/>
-        </w:rPr>
-        <w:t xml:space="preserve"> platform for entire energy management software solution. </w:t>
-      </w:r>
-    </w:p>
-    <w:p>
-      <w:pPr>
-        <w:pStyle w:val="Default"/>
-        <w:ind w:left="720"/>
-        <w:rPr>
-          <w:rFonts w:ascii="Noto Sans" w:hAnsi="Noto Sans" w:cs="Noto Sans"/>
-          <w:sz w:val="18"/>
-          <w:szCs w:val="18"/>
-        </w:rPr>
-      </w:pPr>
-    </w:p>
-    <w:p>
-      <w:pPr>
-        <w:pStyle w:val="Default"/>
-        <w:ind w:left="720"/>
-        <w:rPr>
-          <w:rFonts w:ascii="Noto Sans" w:hAnsi="Noto Sans" w:cs="Noto Sans"/>
-          <w:sz w:val="18"/>
-          <w:szCs w:val="18"/>
-        </w:rPr>
-      </w:pPr>
-      <w:r>
-        <w:rPr>
-          <w:rFonts w:ascii="Noto Sans" w:hAnsi="Noto Sans" w:cs="Noto Sans"/>
-          <w:sz w:val="18"/>
-          <w:szCs w:val="18"/>
-        </w:rPr>
-        <w:t xml:space="preserve">Led the team of 3 developers for migration program. </w:t>
-      </w:r>
-    </w:p>
-    <w:p>
-      <w:pPr>
-        <w:pStyle w:val="Default"/>
-        <w:ind w:left="720"/>
-        <w:rPr>
-          <w:rFonts w:ascii="Noto Sans" w:hAnsi="Noto Sans" w:cs="Noto Sans"/>
-          <w:sz w:val="18"/>
-          <w:szCs w:val="18"/>
-        </w:rPr>
-      </w:pPr>
-    </w:p>
-    <w:p>
-      <w:pPr>
-        <w:pStyle w:val="Default"/>
-        <w:rPr>
-          <w:rFonts w:ascii="Noto Sans" w:hAnsi="Noto Sans" w:cs="Noto Sans"/>
+          <w:sz w:val="18"/>
+          <w:szCs w:val="18"/>
+        </w:rPr>
+      </w:pPr>
+    </w:p>
+    <w:p>
+      <w:pPr>
+        <w:pStyle w:val="Default"/>
+        <w:rPr>
+          <w:rFonts w:ascii="Noto Sans" w:hAnsi="Noto Sans" w:cs="Noto Sans"/>
+          <w:b/>
+          <w:bCs/>
           <w:color w:val="153D63" w:themeColor="text2" w:themeTint="E6"/>
           <w:sz w:val="20"/>
           <w:szCs w:val="20"/>
@@ -2161,6 +2145,8 @@
       <w:r>
         <w:rPr>
           <w:rFonts w:ascii="Noto Sans" w:hAnsi="Noto Sans" w:cs="Noto Sans"/>
+          <w:b/>
+          <w:bCs/>
           <w:color w:val="153D63" w:themeColor="text2" w:themeTint="E6"/>
           <w:sz w:val="20"/>
           <w:szCs w:val="20"/>
@@ -2181,22 +2167,21 @@
     <w:p>
       <w:pPr>
         <w:pStyle w:val="Default"/>
-        <w:ind w:left="720"/>
-        <w:rPr>
-          <w:rFonts w:ascii="Noto Sans" w:hAnsi="Noto Sans" w:cs="Noto Sans"/>
-          <w:b/>
-          <w:bCs/>
-          <w:sz w:val="20"/>
-          <w:szCs w:val="20"/>
-        </w:rPr>
-      </w:pPr>
-      <w:r>
-        <w:rPr>
-          <w:rFonts w:ascii="Noto Sans" w:hAnsi="Noto Sans" w:cs="Noto Sans"/>
-          <w:b/>
-          <w:bCs/>
-          <w:sz w:val="20"/>
-          <w:szCs w:val="20"/>
+        <w:rPr>
+          <w:rFonts w:ascii="Noto Sans" w:hAnsi="Noto Sans" w:cs="Noto Sans"/>
+          <w:b/>
+          <w:bCs/>
+          <w:sz w:val="18"/>
+          <w:szCs w:val="18"/>
+        </w:rPr>
+      </w:pPr>
+      <w:r>
+        <w:rPr>
+          <w:rFonts w:ascii="Noto Sans" w:hAnsi="Noto Sans" w:cs="Noto Sans"/>
+          <w:b/>
+          <w:bCs/>
+          <w:sz w:val="18"/>
+          <w:szCs w:val="18"/>
         </w:rPr>
         <w:t xml:space="preserve">Test Data Management System </w:t>
       </w:r>
@@ -2204,7 +2189,6 @@
     <w:p>
       <w:pPr>
         <w:pStyle w:val="Default"/>
-        <w:ind w:left="720"/>
         <w:rPr>
           <w:rFonts w:ascii="Noto Sans" w:hAnsi="Noto Sans" w:cs="Noto Sans"/>
           <w:sz w:val="18"/>
@@ -2223,18 +2207,16 @@
     <w:p>
       <w:pPr>
         <w:pStyle w:val="Default"/>
-        <w:ind w:left="720"/>
-        <w:rPr>
-          <w:rFonts w:ascii="Noto Sans" w:hAnsi="Noto Sans" w:cs="Noto Sans"/>
-          <w:sz w:val="18"/>
-          <w:szCs w:val="18"/>
-        </w:rPr>
-      </w:pPr>
-    </w:p>
-    <w:p>
-      <w:pPr>
-        <w:pStyle w:val="Default"/>
-        <w:ind w:left="720"/>
+        <w:rPr>
+          <w:rFonts w:ascii="Noto Sans" w:hAnsi="Noto Sans" w:cs="Noto Sans"/>
+          <w:sz w:val="18"/>
+          <w:szCs w:val="18"/>
+        </w:rPr>
+      </w:pPr>
+    </w:p>
+    <w:p>
+      <w:pPr>
+        <w:pStyle w:val="Default"/>
         <w:rPr>
           <w:rFonts w:ascii="Noto Sans" w:hAnsi="Noto Sans" w:cs="Noto Sans"/>
           <w:sz w:val="18"/>
@@ -2253,18 +2235,16 @@
     <w:p>
       <w:pPr>
         <w:pStyle w:val="Default"/>
-        <w:ind w:left="720"/>
-        <w:rPr>
-          <w:rFonts w:ascii="Noto Sans" w:hAnsi="Noto Sans" w:cs="Noto Sans"/>
-          <w:sz w:val="18"/>
-          <w:szCs w:val="18"/>
-        </w:rPr>
-      </w:pPr>
-    </w:p>
-    <w:p>
-      <w:pPr>
-        <w:pStyle w:val="Default"/>
-        <w:ind w:left="720"/>
+        <w:rPr>
+          <w:rFonts w:ascii="Noto Sans" w:hAnsi="Noto Sans" w:cs="Noto Sans"/>
+          <w:sz w:val="18"/>
+          <w:szCs w:val="18"/>
+        </w:rPr>
+      </w:pPr>
+    </w:p>
+    <w:p>
+      <w:pPr>
+        <w:pStyle w:val="Default"/>
         <w:rPr>
           <w:rFonts w:ascii="Noto Sans" w:hAnsi="Noto Sans" w:cs="Noto Sans"/>
           <w:sz w:val="18"/>
@@ -2283,33 +2263,31 @@
     <w:p>
       <w:pPr>
         <w:pStyle w:val="Default"/>
-        <w:ind w:left="720"/>
-        <w:rPr>
-          <w:rFonts w:ascii="Noto Sans" w:hAnsi="Noto Sans" w:cs="Noto Sans"/>
-          <w:sz w:val="18"/>
-          <w:szCs w:val="18"/>
-        </w:rPr>
-      </w:pPr>
-    </w:p>
-    <w:p>
-      <w:pPr>
-        <w:pStyle w:val="Default"/>
-        <w:ind w:left="720"/>
-        <w:rPr>
-          <w:rFonts w:ascii="Noto Sans" w:hAnsi="Noto Sans" w:cs="Noto Sans"/>
-          <w:b/>
-          <w:bCs/>
-          <w:sz w:val="20"/>
-          <w:szCs w:val="20"/>
-        </w:rPr>
-      </w:pPr>
-      <w:r>
-        <w:rPr>
-          <w:rFonts w:ascii="Noto Sans" w:hAnsi="Noto Sans" w:cs="Noto Sans"/>
-          <w:b/>
-          <w:bCs/>
-          <w:sz w:val="20"/>
-          <w:szCs w:val="20"/>
+        <w:rPr>
+          <w:rFonts w:ascii="Noto Sans" w:hAnsi="Noto Sans" w:cs="Noto Sans"/>
+          <w:sz w:val="18"/>
+          <w:szCs w:val="18"/>
+        </w:rPr>
+      </w:pPr>
+    </w:p>
+    <w:p>
+      <w:pPr>
+        <w:pStyle w:val="Default"/>
+        <w:rPr>
+          <w:rFonts w:ascii="Noto Sans" w:hAnsi="Noto Sans" w:cs="Noto Sans"/>
+          <w:b/>
+          <w:bCs/>
+          <w:sz w:val="18"/>
+          <w:szCs w:val="18"/>
+        </w:rPr>
+      </w:pPr>
+      <w:r>
+        <w:rPr>
+          <w:rFonts w:ascii="Noto Sans" w:hAnsi="Noto Sans" w:cs="Noto Sans"/>
+          <w:b/>
+          <w:bCs/>
+          <w:sz w:val="18"/>
+          <w:szCs w:val="18"/>
         </w:rPr>
         <w:t xml:space="preserve">Next Generation Volume Licensing </w:t>
       </w:r>
@@ -2317,7 +2295,6 @@
     <w:p>
       <w:pPr>
         <w:pStyle w:val="Default"/>
-        <w:ind w:left="720"/>
         <w:rPr>
           <w:rFonts w:ascii="Noto Sans" w:hAnsi="Noto Sans" w:cs="Noto Sans"/>
           <w:sz w:val="18"/>
@@ -2354,18 +2331,16 @@
     <w:p>
       <w:pPr>
         <w:pStyle w:val="Default"/>
-        <w:ind w:left="720"/>
-        <w:rPr>
-          <w:rFonts w:ascii="Noto Sans" w:hAnsi="Noto Sans" w:cs="Noto Sans"/>
-          <w:sz w:val="18"/>
-          <w:szCs w:val="18"/>
-        </w:rPr>
-      </w:pPr>
-    </w:p>
-    <w:p>
-      <w:pPr>
-        <w:pStyle w:val="Default"/>
-        <w:ind w:left="720"/>
+        <w:rPr>
+          <w:rFonts w:ascii="Noto Sans" w:hAnsi="Noto Sans" w:cs="Noto Sans"/>
+          <w:sz w:val="18"/>
+          <w:szCs w:val="18"/>
+        </w:rPr>
+      </w:pPr>
+    </w:p>
+    <w:p>
+      <w:pPr>
+        <w:pStyle w:val="Default"/>
         <w:rPr>
           <w:rFonts w:ascii="Noto Sans" w:hAnsi="Noto Sans" w:cs="Noto Sans"/>
           <w:sz w:val="18"/>
@@ -2384,17 +2359,15 @@
     <w:p>
       <w:pPr>
         <w:pStyle w:val="Default"/>
-        <w:ind w:left="720"/>
-        <w:rPr>
-          <w:rFonts w:ascii="Noto Sans" w:hAnsi="Noto Sans" w:cs="Noto Sans"/>
-          <w:sz w:val="18"/>
-          <w:szCs w:val="18"/>
-        </w:rPr>
-      </w:pPr>
-    </w:p>
-    <w:p>
-      <w:pPr>
-        <w:ind w:left="720"/>
+        <w:rPr>
+          <w:rFonts w:ascii="Noto Sans" w:hAnsi="Noto Sans" w:cs="Noto Sans"/>
+          <w:sz w:val="18"/>
+          <w:szCs w:val="18"/>
+        </w:rPr>
+      </w:pPr>
+    </w:p>
+    <w:p>
+      <w:pPr>
         <w:rPr>
           <w:rFonts w:ascii="Noto Sans" w:hAnsi="Noto Sans" w:cs="Noto Sans"/>
           <w:color w:val="467885"/>
